--- a/Rahul_Biswas_CV_2026.docx
+++ b/Rahul_Biswas_CV_2026.docx
@@ -113,7 +113,23 @@
             <w:rFonts w:ascii="Arial" w:eastAsia="Arial" w:hAnsi="Arial" w:cs="Arial"/>
             <w:color w:val="1A56C4"/>
           </w:rPr>
-          <w:t>github.com/RahulBiswas224</w:t>
+          <w:t>github.com/RahulBiswa</w:t>
+        </w:r>
+        <w:r>
+          <w:rPr>
+            <w:rStyle w:val="Hyperlink"/>
+            <w:rFonts w:ascii="Arial" w:eastAsia="Arial" w:hAnsi="Arial" w:cs="Arial"/>
+            <w:color w:val="1A56C4"/>
+          </w:rPr>
+          <w:t>s</w:t>
+        </w:r>
+        <w:r>
+          <w:rPr>
+            <w:rStyle w:val="Hyperlink"/>
+            <w:rFonts w:ascii="Arial" w:eastAsia="Arial" w:hAnsi="Arial" w:cs="Arial"/>
+            <w:color w:val="1A56C4"/>
+          </w:rPr>
+          <w:t>224</w:t>
         </w:r>
       </w:hyperlink>
       <w:r>
@@ -138,22 +154,67 @@
             <w:rFonts w:ascii="Arial" w:eastAsia="Arial" w:hAnsi="Arial" w:cs="Arial"/>
             <w:color w:val="1A56C4"/>
           </w:rPr>
-          <w:t>linkedin.com/in/rahulbiswas224</w:t>
+          <w:t>linkedin.com/in/rahulbis</w:t>
         </w:r>
-      </w:hyperlink>
-      <w:r>
-        <w:tab/>
-      </w:r>
-      <w:hyperlink r:id="rId9" w:history="1">
         <w:r>
           <w:rPr>
             <w:rStyle w:val="Hyperlink"/>
             <w:rFonts w:ascii="Arial" w:eastAsia="Arial" w:hAnsi="Arial" w:cs="Arial"/>
             <w:color w:val="1A56C4"/>
           </w:rPr>
-          <w:t>portfolio-ecosystem-qdec.vercel.app</w:t>
+          <w:t>w</w:t>
+        </w:r>
+        <w:r>
+          <w:rPr>
+            <w:rStyle w:val="Hyperlink"/>
+            <w:rFonts w:ascii="Arial" w:eastAsia="Arial" w:hAnsi="Arial" w:cs="Arial"/>
+            <w:color w:val="1A56C4"/>
+          </w:rPr>
+          <w:t>as224</w:t>
         </w:r>
       </w:hyperlink>
+      <w:r>
+        <w:tab/>
+      </w:r>
+      <w:hyperlink r:id="rId9" w:history="1">
+        <w:r>
+          <w:rPr>
+            <w:rStyle w:val="Hyperlink"/>
+            <w:rFonts w:ascii="Arial" w:hAnsi="Arial" w:cs="Arial"/>
+          </w:rPr>
+          <w:t>portfolio</w:t>
+        </w:r>
+        <w:r>
+          <w:rPr>
+            <w:rStyle w:val="Hyperlink"/>
+            <w:rFonts w:ascii="Arial" w:hAnsi="Arial" w:cs="Arial"/>
+          </w:rPr>
+          <w:t>@</w:t>
+        </w:r>
+        <w:r>
+          <w:rPr>
+            <w:rStyle w:val="Hyperlink"/>
+            <w:rFonts w:ascii="Arial" w:hAnsi="Arial" w:cs="Arial"/>
+          </w:rPr>
+          <w:t>R</w:t>
+        </w:r>
+        <w:r>
+          <w:rPr>
+            <w:rStyle w:val="Hyperlink"/>
+            <w:rFonts w:ascii="Arial" w:hAnsi="Arial" w:cs="Arial"/>
+          </w:rPr>
+          <w:t>ahulBiswas</w:t>
+        </w:r>
+      </w:hyperlink>
+      <w:r>
+        <w:rPr>
+          <w:rFonts w:ascii="Calibri" w:eastAsia="Calibri" w:hAnsi="Calibri" w:cs="Calibri"/>
+          <w:color w:val="1E293B"/>
+          <w:sz w:val="19"/>
+          <w:szCs w:val="19"/>
+        </w:rPr>
+        <w:t xml:space="preserve"> </w:t>
+      </w:r>
     </w:p>
     <w:p>
       <w:pPr>
@@ -1705,7 +1766,51 @@
             <w:rStyle w:val="Hyperlink"/>
             <w:rFonts w:asciiTheme="minorHAnsi" w:hAnsiTheme="minorHAnsi" w:cstheme="minorHAnsi"/>
           </w:rPr>
-          <w:t>github.com/RahulBiswas224/QuickForm-</w:t>
+          <w:t>github.com/RahulBiswas224</w:t>
+        </w:r>
+        <w:r>
+          <w:rPr>
+            <w:rStyle w:val="Hyperlink"/>
+            <w:rFonts w:asciiTheme="minorHAnsi" w:hAnsiTheme="minorHAnsi" w:cstheme="minorHAnsi"/>
+          </w:rPr>
+          <w:t>/</w:t>
+        </w:r>
+        <w:proofErr w:type="spellStart"/>
+        <w:r>
+          <w:rPr>
+            <w:rStyle w:val="Hyperlink"/>
+            <w:rFonts w:asciiTheme="minorHAnsi" w:hAnsiTheme="minorHAnsi" w:cstheme="minorHAnsi"/>
+          </w:rPr>
+          <w:t>q</w:t>
+        </w:r>
+        <w:r>
+          <w:rPr>
+            <w:rStyle w:val="Hyperlink"/>
+            <w:rFonts w:asciiTheme="minorHAnsi" w:hAnsiTheme="minorHAnsi" w:cstheme="minorHAnsi"/>
+          </w:rPr>
+          <w:t>uick</w:t>
+        </w:r>
+        <w:r>
+          <w:rPr>
+            <w:rStyle w:val="Hyperlink"/>
+            <w:rFonts w:asciiTheme="minorHAnsi" w:hAnsiTheme="minorHAnsi" w:cstheme="minorHAnsi"/>
+          </w:rPr>
+          <w:t>f</w:t>
+        </w:r>
+        <w:r>
+          <w:rPr>
+            <w:rStyle w:val="Hyperlink"/>
+            <w:rFonts w:asciiTheme="minorHAnsi" w:hAnsiTheme="minorHAnsi" w:cstheme="minorHAnsi"/>
+          </w:rPr>
+          <w:t>orm</w:t>
+        </w:r>
+        <w:proofErr w:type="spellEnd"/>
+        <w:r>
+          <w:rPr>
+            <w:rStyle w:val="Hyperlink"/>
+            <w:rFonts w:asciiTheme="minorHAnsi" w:hAnsiTheme="minorHAnsi" w:cstheme="minorHAnsi"/>
+          </w:rPr>
+          <w:t>-</w:t>
         </w:r>
       </w:hyperlink>
       <w:r>
@@ -1734,7 +1839,14 @@
             <w:rStyle w:val="Hyperlink"/>
             <w:rFonts w:asciiTheme="minorHAnsi" w:hAnsiTheme="minorHAnsi" w:cstheme="minorHAnsi"/>
           </w:rPr>
-          <w:t>quickform</w:t>
+          <w:t>quickfor</w:t>
+        </w:r>
+        <w:r>
+          <w:rPr>
+            <w:rStyle w:val="Hyperlink"/>
+            <w:rFonts w:asciiTheme="minorHAnsi" w:hAnsiTheme="minorHAnsi" w:cstheme="minorHAnsi"/>
+          </w:rPr>
+          <w:t>m</w:t>
         </w:r>
       </w:hyperlink>
       <w:r>
@@ -2064,7 +2176,35 @@
             <w:rStyle w:val="Hyperlink"/>
             <w:rFonts w:ascii="Calibri" w:hAnsi="Calibri" w:cs="Calibri"/>
           </w:rPr>
-          <w:t>github.com/RahulBiswas224/QuickChat-</w:t>
+          <w:t>github.com/RahulB</w:t>
+        </w:r>
+        <w:r>
+          <w:rPr>
+            <w:rStyle w:val="Hyperlink"/>
+            <w:rFonts w:ascii="Calibri" w:hAnsi="Calibri" w:cs="Calibri"/>
+          </w:rPr>
+          <w:t>i</w:t>
+        </w:r>
+        <w:r>
+          <w:rPr>
+            <w:rStyle w:val="Hyperlink"/>
+            <w:rFonts w:ascii="Calibri" w:hAnsi="Calibri" w:cs="Calibri"/>
+          </w:rPr>
+          <w:t>sw</w:t>
+        </w:r>
+        <w:r>
+          <w:rPr>
+            <w:rStyle w:val="Hyperlink"/>
+            <w:rFonts w:ascii="Calibri" w:hAnsi="Calibri" w:cs="Calibri"/>
+          </w:rPr>
+          <w:t>a</w:t>
+        </w:r>
+        <w:r>
+          <w:rPr>
+            <w:rStyle w:val="Hyperlink"/>
+            <w:rFonts w:ascii="Calibri" w:hAnsi="Calibri" w:cs="Calibri"/>
+          </w:rPr>
+          <w:t>s224/QuickChat-</w:t>
         </w:r>
       </w:hyperlink>
     </w:p>
@@ -2306,7 +2446,21 @@
             <w:rStyle w:val="Hyperlink"/>
             <w:rFonts w:ascii="Calibri" w:hAnsi="Calibri" w:cs="Calibri"/>
           </w:rPr>
-          <w:t>github.com/RahulBiswas224/EasyPetpuja-</w:t>
+          <w:t>github.com/RahulBiswas224</w:t>
+        </w:r>
+        <w:r>
+          <w:rPr>
+            <w:rStyle w:val="Hyperlink"/>
+            <w:rFonts w:ascii="Calibri" w:hAnsi="Calibri" w:cs="Calibri"/>
+          </w:rPr>
+          <w:t>/</w:t>
+        </w:r>
+        <w:r>
+          <w:rPr>
+            <w:rStyle w:val="Hyperlink"/>
+            <w:rFonts w:ascii="Calibri" w:hAnsi="Calibri" w:cs="Calibri"/>
+          </w:rPr>
+          <w:t>EasyPetpuja-</w:t>
         </w:r>
       </w:hyperlink>
     </w:p>

--- a/Rahul_Biswas_CV_2026.docx
+++ b/Rahul_Biswas_CV_2026.docx
@@ -113,23 +113,7 @@
             <w:rFonts w:ascii="Arial" w:eastAsia="Arial" w:hAnsi="Arial" w:cs="Arial"/>
             <w:color w:val="1A56C4"/>
           </w:rPr>
-          <w:t>github.com/RahulBiswa</w:t>
-        </w:r>
-        <w:r>
-          <w:rPr>
-            <w:rStyle w:val="Hyperlink"/>
-            <w:rFonts w:ascii="Arial" w:eastAsia="Arial" w:hAnsi="Arial" w:cs="Arial"/>
-            <w:color w:val="1A56C4"/>
-          </w:rPr>
-          <w:t>s</w:t>
-        </w:r>
-        <w:r>
-          <w:rPr>
-            <w:rStyle w:val="Hyperlink"/>
-            <w:rFonts w:ascii="Arial" w:eastAsia="Arial" w:hAnsi="Arial" w:cs="Arial"/>
-            <w:color w:val="1A56C4"/>
-          </w:rPr>
-          <w:t>224</w:t>
+          <w:t>github.com/RahulBiswas224</w:t>
         </w:r>
       </w:hyperlink>
       <w:r>
@@ -154,23 +138,7 @@
             <w:rFonts w:ascii="Arial" w:eastAsia="Arial" w:hAnsi="Arial" w:cs="Arial"/>
             <w:color w:val="1A56C4"/>
           </w:rPr>
-          <w:t>linkedin.com/in/rahulbis</w:t>
-        </w:r>
-        <w:r>
-          <w:rPr>
-            <w:rStyle w:val="Hyperlink"/>
-            <w:rFonts w:ascii="Arial" w:eastAsia="Arial" w:hAnsi="Arial" w:cs="Arial"/>
-            <w:color w:val="1A56C4"/>
-          </w:rPr>
-          <w:t>w</w:t>
-        </w:r>
-        <w:r>
-          <w:rPr>
-            <w:rStyle w:val="Hyperlink"/>
-            <w:rFonts w:ascii="Arial" w:eastAsia="Arial" w:hAnsi="Arial" w:cs="Arial"/>
-            <w:color w:val="1A56C4"/>
-          </w:rPr>
-          <w:t>as224</w:t>
+          <w:t>linkedin.com/in/rahulbiswas224</w:t>
         </w:r>
       </w:hyperlink>
       <w:r>
@@ -189,21 +157,7 @@
             <w:rStyle w:val="Hyperlink"/>
             <w:rFonts w:ascii="Arial" w:hAnsi="Arial" w:cs="Arial"/>
           </w:rPr>
-          <w:t>@</w:t>
-        </w:r>
-        <w:r>
-          <w:rPr>
-            <w:rStyle w:val="Hyperlink"/>
-            <w:rFonts w:ascii="Arial" w:hAnsi="Arial" w:cs="Arial"/>
-          </w:rPr>
-          <w:t>R</w:t>
-        </w:r>
-        <w:r>
-          <w:rPr>
-            <w:rStyle w:val="Hyperlink"/>
-            <w:rFonts w:ascii="Arial" w:hAnsi="Arial" w:cs="Arial"/>
-          </w:rPr>
-          <w:t>ahulBiswas</w:t>
+          <w:t>@RahulBiswas</w:t>
         </w:r>
       </w:hyperlink>
       <w:r>
@@ -244,23 +198,7 @@
           <w:rFonts w:ascii="Calibri" w:eastAsia="Calibri" w:hAnsi="Calibri" w:cs="Calibri"/>
           <w:color w:val="1E293B"/>
         </w:rPr>
-        <w:t>High-achieving BCA (Honours) student (</w:t>
-      </w:r>
-      <w:r>
-        <w:rPr>
-          <w:rFonts w:ascii="Calibri" w:eastAsia="Calibri" w:hAnsi="Calibri" w:cs="Calibri"/>
-          <w:b/>
-          <w:bCs/>
-          <w:color w:val="1E293B"/>
-        </w:rPr>
-        <w:t>9.40 CGPA</w:t>
-      </w:r>
-      <w:r>
-        <w:rPr>
-          <w:rFonts w:ascii="Calibri" w:eastAsia="Calibri" w:hAnsi="Calibri" w:cs="Calibri"/>
-          <w:color w:val="1E293B"/>
-        </w:rPr>
-        <w:t xml:space="preserve">) bridging the gap between modern full-stack web development and robust cloud architecture. Combines rigorous academic performance with practical experience building complex, event-driven applications (React, Node.js, Prisma, Redis) and deep infrastructure knowledge via the AWS re/Start program. An active candidate for the </w:t>
+        <w:t xml:space="preserve">High-achieving BCA (Honours) student bridging the gap between modern full-stack web development and robust cloud architecture. Combines rigorous academic performance with practical experience building complex, event-driven applications (React, Node.js, Prisma, Redis) and deep infrastructure knowledge via the AWS re/Start program. An active candidate for the </w:t>
       </w:r>
       <w:r>
         <w:rPr>
@@ -705,7 +643,7 @@
       </w:tr>
       <w:tr>
         <w:trPr>
-          <w:trHeight w:val="447"/>
+          <w:trHeight w:val="357"/>
         </w:trPr>
         <w:tc>
           <w:tcPr>
@@ -767,70 +705,6 @@
           </w:p>
         </w:tc>
       </w:tr>
-      <w:tr>
-        <w:trPr>
-          <w:trHeight w:val="223"/>
-        </w:trPr>
-        <w:tc>
-          <w:tcPr>
-            <w:tcW w:w="2360" w:type="dxa"/>
-            <w:tcBorders>
-              <w:top w:val="single" w:sz="1" w:space="0" w:color="E2E8F0"/>
-              <w:left w:val="single" w:sz="1" w:space="0" w:color="E2E8F0"/>
-              <w:bottom w:val="single" w:sz="1" w:space="0" w:color="E2E8F0"/>
-              <w:right w:val="single" w:sz="1" w:space="0" w:color="E2E8F0"/>
-            </w:tcBorders>
-            <w:shd w:val="clear" w:color="auto" w:fill="EFF6FF"/>
-            <w:tcMar>
-              <w:top w:w="80" w:type="dxa"/>
-              <w:left w:w="160" w:type="dxa"/>
-              <w:bottom w:w="80" w:type="dxa"/>
-              <w:right w:w="160" w:type="dxa"/>
-            </w:tcMar>
-          </w:tcPr>
-          <w:p>
-            <w:r>
-              <w:rPr>
-                <w:rFonts w:ascii="Calibri" w:eastAsia="Calibri" w:hAnsi="Calibri" w:cs="Calibri"/>
-                <w:b/>
-                <w:bCs/>
-                <w:color w:val="1B3A6B"/>
-                <w:sz w:val="19"/>
-                <w:szCs w:val="19"/>
-              </w:rPr>
-              <w:t>AI / ML (AWS)</w:t>
-            </w:r>
-          </w:p>
-        </w:tc>
-        <w:tc>
-          <w:tcPr>
-            <w:tcW w:w="7683" w:type="dxa"/>
-            <w:tcBorders>
-              <w:top w:val="single" w:sz="1" w:space="0" w:color="E2E8F0"/>
-              <w:left w:val="single" w:sz="1" w:space="0" w:color="E2E8F0"/>
-              <w:bottom w:val="single" w:sz="1" w:space="0" w:color="E2E8F0"/>
-              <w:right w:val="single" w:sz="1" w:space="0" w:color="E2E8F0"/>
-            </w:tcBorders>
-            <w:tcMar>
-              <w:top w:w="80" w:type="dxa"/>
-              <w:left w:w="160" w:type="dxa"/>
-              <w:bottom w:w="80" w:type="dxa"/>
-              <w:right w:w="160" w:type="dxa"/>
-            </w:tcMar>
-          </w:tcPr>
-          <w:p>
-            <w:r>
-              <w:rPr>
-                <w:rFonts w:ascii="Calibri" w:eastAsia="Calibri" w:hAnsi="Calibri" w:cs="Calibri"/>
-                <w:color w:val="1E293B"/>
-                <w:sz w:val="19"/>
-                <w:szCs w:val="19"/>
-              </w:rPr>
-              <w:t>Amazon Bedrock, Amazon SageMaker, Prompt Engineering, Generative AI on AWS</w:t>
-            </w:r>
-          </w:p>
-        </w:tc>
-      </w:tr>
     </w:tbl>
     <w:p>
       <w:pPr>
@@ -1034,7 +908,7 @@
         <w:rPr>
           <w:rFonts w:asciiTheme="minorHAnsi" w:hAnsiTheme="minorHAnsi" w:cstheme="minorHAnsi"/>
         </w:rPr>
-        <w:t>Actively preparing for the AWS Certified Solutions Architect – Associate (SAA-C03) examination.</w:t>
+        <w:t>Actively seeking professional opportunities, sponsorships, or advanced training tracks to study for and achieve the AWS Certified Solutions Architect – Associate (SAA-C03) credential.</w:t>
       </w:r>
     </w:p>
     <w:p>
@@ -1241,210 +1115,6 @@
           <w:sz w:val="22"/>
           <w:szCs w:val="22"/>
         </w:rPr>
-        <w:t>AWS HANDS-ON LAB EXPERIENCE</w:t>
-      </w:r>
-    </w:p>
-    <w:p>
-      <w:pPr>
-        <w:spacing w:before="100" w:after="60"/>
-      </w:pPr>
-      <w:r>
-        <w:rPr>
-          <w:rFonts w:ascii="Calibri" w:eastAsia="Calibri" w:hAnsi="Calibri" w:cs="Calibri"/>
-          <w:i/>
-          <w:iCs/>
-          <w:color w:val="64748B"/>
-        </w:rPr>
-        <w:lastRenderedPageBreak/>
-        <w:t>Representative labs completed as part of AWS re/Start training:</w:t>
-      </w:r>
-    </w:p>
-    <w:p>
-      <w:pPr>
-        <w:pStyle w:val="ListParagraph"/>
-        <w:numPr>
-          <w:ilvl w:val="0"/>
-          <w:numId w:val="2"/>
-        </w:numPr>
-        <w:spacing w:before="30" w:after="30"/>
-      </w:pPr>
-      <w:r>
-        <w:rPr>
-          <w:rFonts w:ascii="Calibri" w:eastAsia="Calibri" w:hAnsi="Calibri" w:cs="Calibri"/>
-          <w:color w:val="1E293B"/>
-        </w:rPr>
-        <w:t>Deployed and managed EC2 instances with security groups, AMIs, and launch templates.</w:t>
-      </w:r>
-    </w:p>
-    <w:p>
-      <w:pPr>
-        <w:pStyle w:val="ListParagraph"/>
-        <w:numPr>
-          <w:ilvl w:val="0"/>
-          <w:numId w:val="2"/>
-        </w:numPr>
-        <w:spacing w:before="30" w:after="30"/>
-      </w:pPr>
-      <w:r>
-        <w:rPr>
-          <w:rFonts w:ascii="Calibri" w:eastAsia="Calibri" w:hAnsi="Calibri" w:cs="Calibri"/>
-          <w:color w:val="1E293B"/>
-        </w:rPr>
-        <w:t>Designed and configured VPCs with public/private subnets, Internet Gateways, Route Tables, and NACLs.</w:t>
-      </w:r>
-    </w:p>
-    <w:p>
-      <w:pPr>
-        <w:pStyle w:val="ListParagraph"/>
-        <w:numPr>
-          <w:ilvl w:val="0"/>
-          <w:numId w:val="2"/>
-        </w:numPr>
-        <w:spacing w:before="30" w:after="30"/>
-      </w:pPr>
-      <w:r>
-        <w:rPr>
-          <w:rFonts w:ascii="Calibri" w:eastAsia="Calibri" w:hAnsi="Calibri" w:cs="Calibri"/>
-          <w:color w:val="1E293B"/>
-        </w:rPr>
-        <w:t>Implemented Auto Scaling groups with Elastic Load Balancing and Route 53 failover routing.</w:t>
-      </w:r>
-    </w:p>
-    <w:p>
-      <w:pPr>
-        <w:pStyle w:val="ListParagraph"/>
-        <w:numPr>
-          <w:ilvl w:val="0"/>
-          <w:numId w:val="2"/>
-        </w:numPr>
-        <w:spacing w:before="30" w:after="30"/>
-      </w:pPr>
-      <w:r>
-        <w:rPr>
-          <w:rFonts w:ascii="Calibri" w:eastAsia="Calibri" w:hAnsi="Calibri" w:cs="Calibri"/>
-          <w:color w:val="1E293B"/>
-        </w:rPr>
-        <w:t>Automated infrastructure deployments using AWS CloudFormation (YAML/JSON IaC templates).</w:t>
-      </w:r>
-    </w:p>
-    <w:p>
-      <w:pPr>
-        <w:pStyle w:val="ListParagraph"/>
-        <w:numPr>
-          <w:ilvl w:val="0"/>
-          <w:numId w:val="2"/>
-        </w:numPr>
-        <w:spacing w:before="30" w:after="30"/>
-      </w:pPr>
-      <w:r>
-        <w:rPr>
-          <w:rFonts w:ascii="Calibri" w:eastAsia="Calibri" w:hAnsi="Calibri" w:cs="Calibri"/>
-          <w:color w:val="1E293B"/>
-        </w:rPr>
-        <w:t>Configured S3 static website hosting, versioning, lifecycle policies, and Glacier archiving.</w:t>
-      </w:r>
-    </w:p>
-    <w:p>
-      <w:pPr>
-        <w:pStyle w:val="ListParagraph"/>
-        <w:numPr>
-          <w:ilvl w:val="0"/>
-          <w:numId w:val="2"/>
-        </w:numPr>
-        <w:spacing w:before="30" w:after="30"/>
-      </w:pPr>
-      <w:r>
-        <w:rPr>
-          <w:rFonts w:ascii="Calibri" w:eastAsia="Calibri" w:hAnsi="Calibri" w:cs="Calibri"/>
-          <w:color w:val="1E293B"/>
-        </w:rPr>
-        <w:t>Managed IAM users, roles, policies, and applied security best practices and network hardening.</w:t>
-      </w:r>
-    </w:p>
-    <w:p>
-      <w:pPr>
-        <w:pStyle w:val="ListParagraph"/>
-        <w:numPr>
-          <w:ilvl w:val="0"/>
-          <w:numId w:val="2"/>
-        </w:numPr>
-        <w:spacing w:before="30" w:after="30"/>
-      </w:pPr>
-      <w:r>
-        <w:rPr>
-          <w:rFonts w:ascii="Calibri" w:eastAsia="Calibri" w:hAnsi="Calibri" w:cs="Calibri"/>
-          <w:color w:val="1E293B"/>
-        </w:rPr>
-        <w:t>Built and invoked serverless functions using AWS Lambda and Amazon API Gateway.</w:t>
-      </w:r>
-    </w:p>
-    <w:p>
-      <w:pPr>
-        <w:pStyle w:val="ListParagraph"/>
-        <w:numPr>
-          <w:ilvl w:val="0"/>
-          <w:numId w:val="2"/>
-        </w:numPr>
-        <w:spacing w:before="30" w:after="30"/>
-      </w:pPr>
-      <w:r>
-        <w:rPr>
-          <w:rFonts w:ascii="Calibri" w:eastAsia="Calibri" w:hAnsi="Calibri" w:cs="Calibri"/>
-          <w:color w:val="1E293B"/>
-        </w:rPr>
-        <w:t>Set up Amazon RDS, Amazon Aurora, and DynamoDB with migration using AWS DMS.</w:t>
-      </w:r>
-    </w:p>
-    <w:p>
-      <w:pPr>
-        <w:pStyle w:val="ListParagraph"/>
-        <w:numPr>
-          <w:ilvl w:val="0"/>
-          <w:numId w:val="2"/>
-        </w:numPr>
-        <w:spacing w:before="30" w:after="30"/>
-      </w:pPr>
-      <w:r>
-        <w:rPr>
-          <w:rFonts w:ascii="Calibri" w:eastAsia="Calibri" w:hAnsi="Calibri" w:cs="Calibri"/>
-          <w:color w:val="1E293B"/>
-        </w:rPr>
-        <w:t>Monitored infrastructure using CloudWatch dashboards, alarms, and CloudTrail audit logs.</w:t>
-      </w:r>
-    </w:p>
-    <w:p>
-      <w:pPr>
-        <w:pStyle w:val="ListParagraph"/>
-        <w:numPr>
-          <w:ilvl w:val="0"/>
-          <w:numId w:val="2"/>
-        </w:numPr>
-        <w:spacing w:before="30" w:after="30"/>
-      </w:pPr>
-      <w:r>
-        <w:rPr>
-          <w:rFonts w:ascii="Calibri" w:eastAsia="Calibri" w:hAnsi="Calibri" w:cs="Calibri"/>
-          <w:color w:val="1E293B"/>
-        </w:rPr>
-        <w:t>Trained a machine learning model using Amazon SageMaker and explored Generative AI with Amazon Bedrock.</w:t>
-      </w:r>
-    </w:p>
-    <w:p>
-      <w:pPr>
-        <w:pBdr>
-          <w:bottom w:val="single" w:sz="8" w:space="4" w:color="2563EB"/>
-        </w:pBdr>
-        <w:spacing w:before="240" w:after="80"/>
-      </w:pPr>
-      <w:r>
-        <w:rPr>
-          <w:rFonts w:ascii="Calibri" w:eastAsia="Calibri" w:hAnsi="Calibri" w:cs="Calibri"/>
-          <w:b/>
-          <w:bCs/>
-          <w:color w:val="1B3A6B"/>
-          <w:sz w:val="22"/>
-          <w:szCs w:val="22"/>
-        </w:rPr>
         <w:t>PROJECTS</w:t>
       </w:r>
     </w:p>
@@ -1499,6 +1169,7 @@
           <w:sz w:val="22"/>
           <w:szCs w:val="22"/>
         </w:rPr>
+        <w:lastRenderedPageBreak/>
         <w:t xml:space="preserve">QuickForm — Drag &amp; Drop Form </w:t>
       </w:r>
       <w:proofErr w:type="gramStart"/>
@@ -1766,14 +1437,7 @@
             <w:rStyle w:val="Hyperlink"/>
             <w:rFonts w:asciiTheme="minorHAnsi" w:hAnsiTheme="minorHAnsi" w:cstheme="minorHAnsi"/>
           </w:rPr>
-          <w:t>github.com/RahulBiswas224</w:t>
-        </w:r>
-        <w:r>
-          <w:rPr>
-            <w:rStyle w:val="Hyperlink"/>
-            <w:rFonts w:asciiTheme="minorHAnsi" w:hAnsiTheme="minorHAnsi" w:cstheme="minorHAnsi"/>
-          </w:rPr>
-          <w:t>/</w:t>
+          <w:t>github.com/RahulBiswas224/</w:t>
         </w:r>
         <w:proofErr w:type="spellStart"/>
         <w:r>
@@ -1839,14 +1503,7 @@
             <w:rStyle w:val="Hyperlink"/>
             <w:rFonts w:asciiTheme="minorHAnsi" w:hAnsiTheme="minorHAnsi" w:cstheme="minorHAnsi"/>
           </w:rPr>
-          <w:t>quickfor</w:t>
-        </w:r>
-        <w:r>
-          <w:rPr>
-            <w:rStyle w:val="Hyperlink"/>
-            <w:rFonts w:asciiTheme="minorHAnsi" w:hAnsiTheme="minorHAnsi" w:cstheme="minorHAnsi"/>
-          </w:rPr>
-          <w:t>m</w:t>
+          <w:t>quickform</w:t>
         </w:r>
       </w:hyperlink>
       <w:r>
@@ -2176,35 +1833,7 @@
             <w:rStyle w:val="Hyperlink"/>
             <w:rFonts w:ascii="Calibri" w:hAnsi="Calibri" w:cs="Calibri"/>
           </w:rPr>
-          <w:t>github.com/RahulB</w:t>
-        </w:r>
-        <w:r>
-          <w:rPr>
-            <w:rStyle w:val="Hyperlink"/>
-            <w:rFonts w:ascii="Calibri" w:hAnsi="Calibri" w:cs="Calibri"/>
-          </w:rPr>
-          <w:t>i</w:t>
-        </w:r>
-        <w:r>
-          <w:rPr>
-            <w:rStyle w:val="Hyperlink"/>
-            <w:rFonts w:ascii="Calibri" w:hAnsi="Calibri" w:cs="Calibri"/>
-          </w:rPr>
-          <w:t>sw</w:t>
-        </w:r>
-        <w:r>
-          <w:rPr>
-            <w:rStyle w:val="Hyperlink"/>
-            <w:rFonts w:ascii="Calibri" w:hAnsi="Calibri" w:cs="Calibri"/>
-          </w:rPr>
-          <w:t>a</w:t>
-        </w:r>
-        <w:r>
-          <w:rPr>
-            <w:rStyle w:val="Hyperlink"/>
-            <w:rFonts w:ascii="Calibri" w:hAnsi="Calibri" w:cs="Calibri"/>
-          </w:rPr>
-          <w:t>s224/QuickChat-</w:t>
+          <w:t>github.com/RahulBiswas224/QuickChat-</w:t>
         </w:r>
       </w:hyperlink>
     </w:p>
@@ -2446,21 +2075,7 @@
             <w:rStyle w:val="Hyperlink"/>
             <w:rFonts w:ascii="Calibri" w:hAnsi="Calibri" w:cs="Calibri"/>
           </w:rPr>
-          <w:t>github.com/RahulBiswas224</w:t>
-        </w:r>
-        <w:r>
-          <w:rPr>
-            <w:rStyle w:val="Hyperlink"/>
-            <w:rFonts w:ascii="Calibri" w:hAnsi="Calibri" w:cs="Calibri"/>
-          </w:rPr>
-          <w:t>/</w:t>
-        </w:r>
-        <w:r>
-          <w:rPr>
-            <w:rStyle w:val="Hyperlink"/>
-            <w:rFonts w:ascii="Calibri" w:hAnsi="Calibri" w:cs="Calibri"/>
-          </w:rPr>
-          <w:t>EasyPetpuja-</w:t>
+          <w:t>github.com/RahulBiswas224/EasyPetpuja-</w:t>
         </w:r>
       </w:hyperlink>
     </w:p>
@@ -2485,7 +2100,7 @@
           <w:sz w:val="22"/>
           <w:szCs w:val="22"/>
         </w:rPr>
-        <w:t>Cloud Infrastructure &amp; DevOps Projects (AWS re/Start)</w:t>
+        <w:t>Cloud Architecture &amp; Automation Portfolio | AWS re/Start</w:t>
       </w:r>
     </w:p>
     <w:p>
@@ -2501,44 +2116,34 @@
           <w:sz w:val="22"/>
           <w:szCs w:val="22"/>
         </w:rPr>
-        <w:lastRenderedPageBreak/>
-        <w:t xml:space="preserve">AWS Cloud Café – Multi-Tier Web Application on </w:t>
+        <w:t xml:space="preserve">Enterprise Multi-Tier Web Application Deployment &amp; Automation </w:t>
       </w:r>
       <w:proofErr w:type="gramStart"/>
       <w:r>
         <w:rPr>
           <w:rFonts w:ascii="Calibri" w:eastAsia="Calibri" w:hAnsi="Calibri" w:cs="Calibri"/>
-          <w:b/>
-          <w:bCs/>
-          <w:color w:val="1E293B"/>
-          <w:sz w:val="22"/>
-          <w:szCs w:val="22"/>
+          <w:color w:val="64748B"/>
+        </w:rPr>
+        <w:t xml:space="preserve">|  </w:t>
+      </w:r>
+      <w:r>
+        <w:rPr>
+          <w:rFonts w:ascii="Calibri" w:eastAsia="Calibri" w:hAnsi="Calibri" w:cs="Calibri"/>
+          <w:b/>
+          <w:bCs/>
+          <w:color w:val="2563EB"/>
         </w:rPr>
         <w:t>AWS</w:t>
       </w:r>
-      <w:r>
-        <w:rPr>
-          <w:rFonts w:ascii="Calibri" w:eastAsia="Calibri" w:hAnsi="Calibri" w:cs="Calibri"/>
-          <w:color w:val="64748B"/>
-        </w:rPr>
-        <w:t xml:space="preserve">  |</w:t>
-      </w:r>
       <w:proofErr w:type="gramEnd"/>
       <w:r>
         <w:rPr>
           <w:rFonts w:ascii="Calibri" w:eastAsia="Calibri" w:hAnsi="Calibri" w:cs="Calibri"/>
-          <w:color w:val="64748B"/>
-        </w:rPr>
-        <w:t xml:space="preserve">  </w:t>
-      </w:r>
-      <w:r>
-        <w:rPr>
-          <w:rFonts w:ascii="Calibri" w:eastAsia="Calibri" w:hAnsi="Calibri" w:cs="Calibri"/>
           <w:b/>
           <w:bCs/>
           <w:color w:val="2563EB"/>
         </w:rPr>
-        <w:t>AWS re/Start Training Project | Cloud Infrastructure &amp; Deployment</w:t>
+        <w:t xml:space="preserve"> re/Start Training Project | Cloud Infrastructure &amp; Deployment</w:t>
       </w:r>
     </w:p>
     <w:p>
@@ -2585,27 +2190,30 @@
           <w:numId w:val="2"/>
         </w:numPr>
         <w:spacing w:before="30" w:after="30"/>
-      </w:pPr>
-      <w:r>
-        <w:rPr>
-          <w:rFonts w:ascii="Calibri" w:eastAsia="Calibri" w:hAnsi="Calibri" w:cs="Calibri"/>
+        <w:ind w:left="476" w:hanging="238"/>
+      </w:pPr>
+      <w:r>
+        <w:rPr>
+          <w:rFonts w:ascii="Calibri" w:eastAsia="Calibri" w:hAnsi="Calibri" w:cs="Calibri"/>
+          <w:b/>
+          <w:bCs/>
           <w:color w:val="1E293B"/>
         </w:rPr>
-        <w:t xml:space="preserve">Architected a multi-tier café web </w:t>
+        <w:t>High Availability &amp; Compute:</w:t>
       </w:r>
       <w:r>
         <w:rPr>
           <w:rFonts w:ascii="Calibri" w:eastAsia="Calibri" w:hAnsi="Calibri" w:cs="Calibri"/>
           <w:color w:val="1E293B"/>
         </w:rPr>
-        <w:t>application</w:t>
+        <w:t xml:space="preserve"> Designed and deployed a fault-tolerant, Auto Scaling EC2 architecture distributed across multiple Availability Zones, managed by an Elastic Load Balancer (ELB) with Route 53 DNS failover configurations</w:t>
       </w:r>
       <w:r>
         <w:rPr>
           <w:rFonts w:ascii="Calibri" w:eastAsia="Calibri" w:hAnsi="Calibri" w:cs="Calibri"/>
           <w:color w:val="1E293B"/>
         </w:rPr>
-        <w:t xml:space="preserve"> on AWS simulating a real-world cloud migration scenario.</w:t>
+        <w:t>.</w:t>
       </w:r>
     </w:p>
     <w:p>
@@ -2616,45 +2224,23 @@
           <w:numId w:val="2"/>
         </w:numPr>
         <w:spacing w:before="30" w:after="30"/>
-      </w:pPr>
-      <w:r>
-        <w:rPr>
-          <w:rFonts w:ascii="Calibri" w:eastAsia="Calibri" w:hAnsi="Calibri" w:cs="Calibri"/>
+        <w:ind w:left="476" w:hanging="238"/>
+      </w:pPr>
+      <w:r>
+        <w:rPr>
+          <w:rFonts w:ascii="Calibri" w:eastAsia="Calibri" w:hAnsi="Calibri" w:cs="Calibri"/>
+          <w:b/>
+          <w:bCs/>
           <w:color w:val="1E293B"/>
         </w:rPr>
-        <w:t xml:space="preserve">Provisioned </w:t>
-      </w:r>
-      <w:r>
-        <w:rPr>
-          <w:rFonts w:ascii="Calibri" w:eastAsia="Calibri" w:hAnsi="Calibri" w:cs="Calibri"/>
-          <w:b/>
-          <w:bCs/>
+        <w:t>Serverless &amp; Application Integration:</w:t>
+      </w:r>
+      <w:r>
+        <w:rPr>
+          <w:rFonts w:ascii="Calibri" w:eastAsia="Calibri" w:hAnsi="Calibri" w:cs="Calibri"/>
           <w:color w:val="1E293B"/>
         </w:rPr>
-        <w:t>Amazon EC2</w:t>
-      </w:r>
-      <w:r>
-        <w:rPr>
-          <w:rFonts w:ascii="Calibri" w:eastAsia="Calibri" w:hAnsi="Calibri" w:cs="Calibri"/>
-          <w:color w:val="1E293B"/>
-        </w:rPr>
-        <w:t xml:space="preserve"> instances with security groups and deployed a relational database using </w:t>
-      </w:r>
-      <w:r>
-        <w:rPr>
-          <w:rFonts w:ascii="Calibri" w:eastAsia="Calibri" w:hAnsi="Calibri" w:cs="Calibri"/>
-          <w:b/>
-          <w:bCs/>
-          <w:color w:val="1E293B"/>
-        </w:rPr>
-        <w:t>Amazon RDS (Aurora/MySQL)</w:t>
-      </w:r>
-      <w:r>
-        <w:rPr>
-          <w:rFonts w:ascii="Calibri" w:eastAsia="Calibri" w:hAnsi="Calibri" w:cs="Calibri"/>
-          <w:color w:val="1E293B"/>
-        </w:rPr>
-        <w:t xml:space="preserve"> for persistent data management.</w:t>
+        <w:t xml:space="preserve"> Built scalable, event-driven microservices utilizing AWS Lambda and Amazon API Gateway, orchestrating workflows with AWS Step Functions and monitoring invocation logs via CloudWatch.</w:t>
       </w:r>
     </w:p>
     <w:p>
@@ -2665,45 +2251,24 @@
           <w:numId w:val="2"/>
         </w:numPr>
         <w:spacing w:before="30" w:after="30"/>
-      </w:pPr>
-      <w:r>
-        <w:rPr>
-          <w:rFonts w:ascii="Calibri" w:eastAsia="Calibri" w:hAnsi="Calibri" w:cs="Calibri"/>
-          <w:color w:val="1E293B"/>
-        </w:rPr>
-        <w:t xml:space="preserve">Migrated on-premises database to </w:t>
-      </w:r>
-      <w:r>
-        <w:rPr>
-          <w:rFonts w:ascii="Calibri" w:eastAsia="Calibri" w:hAnsi="Calibri" w:cs="Calibri"/>
-          <w:b/>
-          <w:bCs/>
-          <w:color w:val="1E293B"/>
-        </w:rPr>
-        <w:t>Amazon RDS</w:t>
-      </w:r>
-      <w:r>
-        <w:rPr>
-          <w:rFonts w:ascii="Calibri" w:eastAsia="Calibri" w:hAnsi="Calibri" w:cs="Calibri"/>
-          <w:color w:val="1E293B"/>
-        </w:rPr>
-        <w:t xml:space="preserve"> using </w:t>
-      </w:r>
-      <w:r>
-        <w:rPr>
-          <w:rFonts w:ascii="Calibri" w:eastAsia="Calibri" w:hAnsi="Calibri" w:cs="Calibri"/>
-          <w:b/>
-          <w:bCs/>
-          <w:color w:val="1E293B"/>
-        </w:rPr>
-        <w:t>AWS Database Migration Service (DMS)</w:t>
-      </w:r>
-      <w:r>
-        <w:rPr>
-          <w:rFonts w:ascii="Calibri" w:eastAsia="Calibri" w:hAnsi="Calibri" w:cs="Calibri"/>
-          <w:color w:val="1E293B"/>
-        </w:rPr>
-        <w:t>.</w:t>
+        <w:ind w:left="476" w:hanging="238"/>
+        <w:rPr>
+          <w:rFonts w:ascii="Calibri" w:hAnsi="Calibri" w:cs="Calibri"/>
+        </w:rPr>
+      </w:pPr>
+      <w:r>
+        <w:rPr>
+          <w:rFonts w:ascii="Calibri" w:hAnsi="Calibri" w:cs="Calibri"/>
+          <w:b/>
+          <w:bCs/>
+        </w:rPr>
+        <w:t>Content Delivery &amp; Storage:</w:t>
+      </w:r>
+      <w:r>
+        <w:rPr>
+          <w:rFonts w:ascii="Calibri" w:hAnsi="Calibri" w:cs="Calibri"/>
+        </w:rPr>
+        <w:t xml:space="preserve"> Deployed a high-performance static website utilizing Amazon S3 for asset hosting and Amazon CloudFront for global content delivery; configured secure IAM execution roles and least-privilege bucket access policies.</w:t>
       </w:r>
     </w:p>
     <w:p>
@@ -2714,45 +2279,23 @@
           <w:numId w:val="2"/>
         </w:numPr>
         <w:spacing w:before="30" w:after="30"/>
-      </w:pPr>
-      <w:r>
-        <w:rPr>
-          <w:rFonts w:ascii="Calibri" w:eastAsia="Calibri" w:hAnsi="Calibri" w:cs="Calibri"/>
+        <w:ind w:left="476" w:hanging="238"/>
+      </w:pPr>
+      <w:r>
+        <w:rPr>
+          <w:rFonts w:ascii="Calibri" w:eastAsia="Calibri" w:hAnsi="Calibri" w:cs="Calibri"/>
+          <w:b/>
+          <w:bCs/>
           <w:color w:val="1E293B"/>
         </w:rPr>
-        <w:t xml:space="preserve">Hosted static assets on </w:t>
-      </w:r>
-      <w:r>
-        <w:rPr>
-          <w:rFonts w:ascii="Calibri" w:eastAsia="Calibri" w:hAnsi="Calibri" w:cs="Calibri"/>
-          <w:b/>
-          <w:bCs/>
+        <w:t>Data &amp; Security Infrastructure:</w:t>
+      </w:r>
+      <w:r>
+        <w:rPr>
+          <w:rFonts w:ascii="Calibri" w:eastAsia="Calibri" w:hAnsi="Calibri" w:cs="Calibri"/>
           <w:color w:val="1E293B"/>
         </w:rPr>
-        <w:t>Amazon S3</w:t>
-      </w:r>
-      <w:r>
-        <w:rPr>
-          <w:rFonts w:ascii="Calibri" w:eastAsia="Calibri" w:hAnsi="Calibri" w:cs="Calibri"/>
-          <w:color w:val="1E293B"/>
-        </w:rPr>
-        <w:t xml:space="preserve"> with lifecycle policies and configured </w:t>
-      </w:r>
-      <w:r>
-        <w:rPr>
-          <w:rFonts w:ascii="Calibri" w:eastAsia="Calibri" w:hAnsi="Calibri" w:cs="Calibri"/>
-          <w:b/>
-          <w:bCs/>
-          <w:color w:val="1E293B"/>
-        </w:rPr>
-        <w:t>IAM roles</w:t>
-      </w:r>
-      <w:r>
-        <w:rPr>
-          <w:rFonts w:ascii="Calibri" w:eastAsia="Calibri" w:hAnsi="Calibri" w:cs="Calibri"/>
-          <w:color w:val="1E293B"/>
-        </w:rPr>
-        <w:t xml:space="preserve"> for least-privilege access.</w:t>
+        <w:t xml:space="preserve"> Provisioned Amazon RDS (Aurora/MySQL) clusters with secure IAM execution roles; executed zero-downtime database migrations utilizing AWS Database Migration Service (DMS).</w:t>
       </w:r>
     </w:p>
     <w:p>
@@ -2763,61 +2306,43 @@
           <w:numId w:val="2"/>
         </w:numPr>
         <w:spacing w:before="30" w:after="30"/>
-      </w:pPr>
-      <w:r>
-        <w:rPr>
-          <w:rFonts w:ascii="Calibri" w:eastAsia="Calibri" w:hAnsi="Calibri" w:cs="Calibri"/>
+        <w:ind w:left="476" w:hanging="238"/>
+      </w:pPr>
+      <w:r>
+        <w:rPr>
+          <w:rFonts w:ascii="Calibri" w:eastAsia="Calibri" w:hAnsi="Calibri" w:cs="Calibri"/>
+          <w:b/>
+          <w:bCs/>
           <w:color w:val="1E293B"/>
         </w:rPr>
-        <w:t xml:space="preserve">Monitored infrastructure using </w:t>
-      </w:r>
-      <w:r>
-        <w:rPr>
-          <w:rFonts w:ascii="Calibri" w:eastAsia="Calibri" w:hAnsi="Calibri" w:cs="Calibri"/>
-          <w:b/>
-          <w:bCs/>
+        <w:t>Infrastructure as Code (IaC):</w:t>
+      </w:r>
+      <w:r>
+        <w:rPr>
+          <w:rFonts w:ascii="Calibri" w:eastAsia="Calibri" w:hAnsi="Calibri" w:cs="Calibri"/>
           <w:color w:val="1E293B"/>
         </w:rPr>
-        <w:t>Amazon CloudWatch</w:t>
-      </w:r>
-      <w:r>
-        <w:rPr>
-          <w:rFonts w:ascii="Calibri" w:eastAsia="Calibri" w:hAnsi="Calibri" w:cs="Calibri"/>
-          <w:color w:val="1E293B"/>
-        </w:rPr>
-        <w:t xml:space="preserve"> and optimized costs using </w:t>
-      </w:r>
-      <w:r>
-        <w:rPr>
-          <w:rFonts w:ascii="Calibri" w:eastAsia="Calibri" w:hAnsi="Calibri" w:cs="Calibri"/>
-          <w:b/>
-          <w:bCs/>
-          <w:color w:val="1E293B"/>
-        </w:rPr>
-        <w:t>Tagging strategies</w:t>
-      </w:r>
-      <w:r>
-        <w:rPr>
-          <w:rFonts w:ascii="Calibri" w:eastAsia="Calibri" w:hAnsi="Calibri" w:cs="Calibri"/>
-          <w:color w:val="1E293B"/>
-        </w:rPr>
-        <w:t xml:space="preserve"> and </w:t>
-      </w:r>
-      <w:r>
-        <w:rPr>
-          <w:rFonts w:ascii="Calibri" w:eastAsia="Calibri" w:hAnsi="Calibri" w:cs="Calibri"/>
-          <w:b/>
-          <w:bCs/>
-          <w:color w:val="1E293B"/>
-        </w:rPr>
-        <w:t>AWS Trusted Advisor</w:t>
-      </w:r>
-      <w:r>
-        <w:rPr>
-          <w:rFonts w:ascii="Calibri" w:eastAsia="Calibri" w:hAnsi="Calibri" w:cs="Calibri"/>
-          <w:color w:val="1E293B"/>
-        </w:rPr>
-        <w:t>.</w:t>
+        <w:t xml:space="preserve"> Authored modular, reusable YAML/JSON CloudFormation templates to provision the entire ecosystem automatically, standardizing environment replication and troubleshooting stack rollbacks. </w:t>
+      </w:r>
+    </w:p>
+    <w:p>
+      <w:pPr>
+        <w:pBdr>
+          <w:bottom w:val="single" w:sz="8" w:space="4" w:color="2563EB"/>
+        </w:pBdr>
+        <w:spacing w:before="240" w:after="80"/>
+      </w:pPr>
+      <w:r>
+        <w:rPr>
+          <w:rFonts w:ascii="Calibri" w:eastAsia="Calibri" w:hAnsi="Calibri" w:cs="Calibri"/>
+          <w:b/>
+          <w:bCs/>
+          <w:color w:val="1B3A6B"/>
+          <w:sz w:val="22"/>
+          <w:szCs w:val="22"/>
+        </w:rPr>
+        <w:lastRenderedPageBreak/>
+        <w:t>EDUCATION</w:t>
       </w:r>
     </w:p>
     <w:p>
@@ -2826,30 +2351,30 @@
       </w:pPr>
       <w:r>
         <w:rPr>
-          <w:rFonts w:ascii="Calibri" w:hAnsi="Calibri" w:cs="Calibri"/>
+          <w:rFonts w:ascii="Calibri" w:eastAsia="Calibri" w:hAnsi="Calibri" w:cs="Calibri"/>
           <w:b/>
           <w:bCs/>
           <w:color w:val="1E293B"/>
           <w:sz w:val="22"/>
           <w:szCs w:val="22"/>
         </w:rPr>
-        <w:t xml:space="preserve">Scalable High-Availability Architecture on </w:t>
+        <w:t>Bachelor of Computer Applications – BCA (</w:t>
       </w:r>
       <w:proofErr w:type="gramStart"/>
       <w:r>
         <w:rPr>
-          <w:rFonts w:ascii="Calibri" w:hAnsi="Calibri" w:cs="Calibri"/>
+          <w:rFonts w:ascii="Calibri" w:eastAsia="Calibri" w:hAnsi="Calibri" w:cs="Calibri"/>
           <w:b/>
           <w:bCs/>
           <w:color w:val="1E293B"/>
           <w:sz w:val="22"/>
           <w:szCs w:val="22"/>
         </w:rPr>
-        <w:t>AWS</w:t>
-      </w:r>
-      <w:r>
-        <w:rPr>
-          <w:rFonts w:ascii="Calibri" w:hAnsi="Calibri" w:cs="Calibri"/>
+        <w:t>Honours)</w:t>
+      </w:r>
+      <w:r>
+        <w:rPr>
+          <w:rFonts w:ascii="Calibri" w:eastAsia="Calibri" w:hAnsi="Calibri" w:cs="Calibri"/>
           <w:color w:val="64748B"/>
         </w:rPr>
         <w:t xml:space="preserve">  |</w:t>
@@ -2857,19 +2382,19 @@
       <w:proofErr w:type="gramEnd"/>
       <w:r>
         <w:rPr>
-          <w:rFonts w:ascii="Calibri" w:hAnsi="Calibri" w:cs="Calibri"/>
+          <w:rFonts w:ascii="Calibri" w:eastAsia="Calibri" w:hAnsi="Calibri" w:cs="Calibri"/>
           <w:color w:val="64748B"/>
         </w:rPr>
         <w:t xml:space="preserve">  </w:t>
       </w:r>
       <w:r>
         <w:rPr>
-          <w:rFonts w:ascii="Calibri" w:hAnsi="Calibri" w:cs="Calibri"/>
+          <w:rFonts w:ascii="Calibri" w:eastAsia="Calibri" w:hAnsi="Calibri" w:cs="Calibri"/>
           <w:b/>
           <w:bCs/>
           <w:color w:val="2563EB"/>
         </w:rPr>
-        <w:t>AWS re/Start Training Project | Auto Scaling &amp; Load Balancing</w:t>
+        <w:t>Brainware University</w:t>
       </w:r>
     </w:p>
     <w:p>
@@ -2878,34 +2403,45 @@
       </w:pPr>
       <w:r>
         <w:rPr>
-          <w:rFonts w:ascii="Calibri" w:hAnsi="Calibri" w:cs="Calibri"/>
+          <w:rFonts w:ascii="Calibri" w:eastAsia="Calibri" w:hAnsi="Calibri" w:cs="Calibri"/>
           <w:i/>
           <w:iCs/>
           <w:color w:val="64748B"/>
           <w:sz w:val="18"/>
           <w:szCs w:val="18"/>
         </w:rPr>
-        <w:t>202</w:t>
-      </w:r>
-      <w:r>
-        <w:rPr>
-          <w:rFonts w:ascii="Calibri" w:hAnsi="Calibri" w:cs="Calibri"/>
+        <w:t>2023 – 2027 (</w:t>
+      </w:r>
+      <w:proofErr w:type="gramStart"/>
+      <w:r>
+        <w:rPr>
+          <w:rFonts w:ascii="Calibri" w:eastAsia="Calibri" w:hAnsi="Calibri" w:cs="Calibri"/>
           <w:i/>
           <w:iCs/>
           <w:color w:val="64748B"/>
           <w:sz w:val="18"/>
           <w:szCs w:val="18"/>
         </w:rPr>
-        <w:t>6</w:t>
-      </w:r>
-      <w:r>
-        <w:rPr>
-          <w:rFonts w:ascii="Calibri" w:hAnsi="Calibri" w:cs="Calibri"/>
+        <w:t>Ongoing)</w:t>
+      </w:r>
+      <w:r>
+        <w:rPr>
+          <w:rFonts w:ascii="Calibri" w:eastAsia="Calibri" w:hAnsi="Calibri" w:cs="Calibri"/>
           <w:color w:val="64748B"/>
           <w:sz w:val="18"/>
           <w:szCs w:val="18"/>
         </w:rPr>
-        <w:t xml:space="preserve">   |   AWS re/Start Program</w:t>
+        <w:t xml:space="preserve">   </w:t>
+      </w:r>
+      <w:proofErr w:type="gramEnd"/>
+      <w:r>
+        <w:rPr>
+          <w:rFonts w:ascii="Calibri" w:eastAsia="Calibri" w:hAnsi="Calibri" w:cs="Calibri"/>
+          <w:color w:val="64748B"/>
+          <w:sz w:val="18"/>
+          <w:szCs w:val="18"/>
+        </w:rPr>
+        <w:t>|   Kolkata, West Bengal</w:t>
       </w:r>
     </w:p>
     <w:p>
@@ -2919,42 +2455,10 @@
       </w:pPr>
       <w:r>
         <w:rPr>
-          <w:rFonts w:ascii="Calibri" w:hAnsi="Calibri" w:cs="Calibri"/>
+          <w:rFonts w:ascii="Calibri" w:eastAsia="Calibri" w:hAnsi="Calibri" w:cs="Calibri"/>
           <w:color w:val="1E293B"/>
         </w:rPr>
-        <w:t xml:space="preserve">Designed and deployed a fault-tolerant, scalable architecture using </w:t>
-      </w:r>
-      <w:r>
-        <w:rPr>
-          <w:rFonts w:ascii="Calibri" w:hAnsi="Calibri" w:cs="Calibri"/>
-          <w:b/>
-          <w:bCs/>
-          <w:color w:val="1E293B"/>
-        </w:rPr>
-        <w:t>Amazon EC2 Auto Scaling</w:t>
-      </w:r>
-      <w:r>
-        <w:rPr>
-          <w:rFonts w:ascii="Calibri" w:hAnsi="Calibri" w:cs="Calibri"/>
-          <w:color w:val="1E293B"/>
-        </w:rPr>
-        <w:t xml:space="preserve"> and </w:t>
-      </w:r>
-      <w:r>
-        <w:rPr>
-          <w:rFonts w:ascii="Calibri" w:hAnsi="Calibri" w:cs="Calibri"/>
-          <w:b/>
-          <w:bCs/>
-          <w:color w:val="1E293B"/>
-        </w:rPr>
-        <w:t>Elastic Load Balancing (ELB)</w:t>
-      </w:r>
-      <w:r>
-        <w:rPr>
-          <w:rFonts w:ascii="Calibri" w:hAnsi="Calibri" w:cs="Calibri"/>
-          <w:color w:val="1E293B"/>
-        </w:rPr>
-        <w:t xml:space="preserve"> to automatically distribute traffic across instances.</w:t>
+        <w:t>CGPA: 9.4 / 10.00</w:t>
       </w:r>
     </w:p>
     <w:p>
@@ -2968,911 +2472,11 @@
       </w:pPr>
       <w:r>
         <w:rPr>
-          <w:rFonts w:ascii="Calibri" w:hAnsi="Calibri" w:cs="Calibri"/>
+          <w:rFonts w:ascii="Calibri" w:eastAsia="Calibri" w:hAnsi="Calibri" w:cs="Calibri"/>
           <w:color w:val="1E293B"/>
         </w:rPr>
-        <w:t xml:space="preserve">Configured </w:t>
-      </w:r>
-      <w:r>
-        <w:rPr>
-          <w:rFonts w:ascii="Calibri" w:hAnsi="Calibri" w:cs="Calibri"/>
-          <w:b/>
-          <w:bCs/>
-          <w:color w:val="1E293B"/>
-        </w:rPr>
-        <w:t>Auto Scaling policies</w:t>
-      </w:r>
-      <w:r>
-        <w:rPr>
-          <w:rFonts w:ascii="Calibri" w:hAnsi="Calibri" w:cs="Calibri"/>
-          <w:color w:val="1E293B"/>
-        </w:rPr>
-        <w:t xml:space="preserve"> based on CPU and traffic thresholds to ensure performance under variable load.</w:t>
-      </w:r>
-    </w:p>
-    <w:p>
-      <w:pPr>
-        <w:pStyle w:val="ListParagraph"/>
-        <w:numPr>
-          <w:ilvl w:val="0"/>
-          <w:numId w:val="2"/>
-        </w:numPr>
-        <w:spacing w:before="30" w:after="30"/>
-      </w:pPr>
-      <w:r>
-        <w:rPr>
-          <w:rFonts w:ascii="Calibri" w:hAnsi="Calibri" w:cs="Calibri"/>
-          <w:color w:val="1E293B"/>
-        </w:rPr>
-        <w:t xml:space="preserve">Implemented </w:t>
-      </w:r>
-      <w:r>
-        <w:rPr>
-          <w:rFonts w:ascii="Calibri" w:hAnsi="Calibri" w:cs="Calibri"/>
-          <w:b/>
-          <w:bCs/>
-          <w:color w:val="1E293B"/>
-        </w:rPr>
-        <w:t>Amazon Route 53</w:t>
-      </w:r>
-      <w:r>
-        <w:rPr>
-          <w:rFonts w:ascii="Calibri" w:hAnsi="Calibri" w:cs="Calibri"/>
-          <w:color w:val="1E293B"/>
-        </w:rPr>
-        <w:t xml:space="preserve"> failover routing for DNS-level high availability and disaster recovery.</w:t>
-      </w:r>
-    </w:p>
-    <w:p>
-      <w:pPr>
-        <w:pStyle w:val="ListParagraph"/>
-        <w:numPr>
-          <w:ilvl w:val="0"/>
-          <w:numId w:val="2"/>
-        </w:numPr>
-        <w:spacing w:before="30" w:after="30"/>
-      </w:pPr>
-      <w:r>
-        <w:rPr>
-          <w:rFonts w:ascii="Calibri" w:hAnsi="Calibri" w:cs="Calibri"/>
-          <w:color w:val="1E293B"/>
-        </w:rPr>
-        <w:t xml:space="preserve">Monitored scaling events and health checks using </w:t>
-      </w:r>
-      <w:r>
-        <w:rPr>
-          <w:rFonts w:ascii="Calibri" w:hAnsi="Calibri" w:cs="Calibri"/>
-          <w:b/>
-          <w:bCs/>
-          <w:color w:val="1E293B"/>
-        </w:rPr>
-        <w:t>Amazon CloudWatch</w:t>
-      </w:r>
-      <w:r>
-        <w:rPr>
-          <w:rFonts w:ascii="Calibri" w:hAnsi="Calibri" w:cs="Calibri"/>
-          <w:color w:val="1E293B"/>
-        </w:rPr>
-        <w:t xml:space="preserve"> alarms and dashboards.</w:t>
-      </w:r>
-    </w:p>
-    <w:p>
-      <w:pPr>
-        <w:spacing w:before="160" w:after="30"/>
-      </w:pPr>
-      <w:r>
-        <w:rPr>
-          <w:rFonts w:ascii="Calibri" w:hAnsi="Calibri" w:cs="Calibri"/>
-          <w:b/>
-          <w:bCs/>
-          <w:color w:val="1E293B"/>
-          <w:sz w:val="22"/>
-          <w:szCs w:val="22"/>
-        </w:rPr>
-        <w:t xml:space="preserve">Serverless Application – AWS Lambda &amp; API </w:t>
-      </w:r>
-      <w:proofErr w:type="gramStart"/>
-      <w:r>
-        <w:rPr>
-          <w:rFonts w:ascii="Calibri" w:hAnsi="Calibri" w:cs="Calibri"/>
-          <w:b/>
-          <w:bCs/>
-          <w:color w:val="1E293B"/>
-          <w:sz w:val="22"/>
-          <w:szCs w:val="22"/>
-        </w:rPr>
-        <w:t>Gateway</w:t>
-      </w:r>
-      <w:r>
-        <w:rPr>
-          <w:rFonts w:ascii="Calibri" w:hAnsi="Calibri" w:cs="Calibri"/>
-          <w:color w:val="64748B"/>
-        </w:rPr>
-        <w:t xml:space="preserve">  |</w:t>
-      </w:r>
-      <w:proofErr w:type="gramEnd"/>
-      <w:r>
-        <w:rPr>
-          <w:rFonts w:ascii="Calibri" w:hAnsi="Calibri" w:cs="Calibri"/>
-          <w:color w:val="64748B"/>
-        </w:rPr>
-        <w:t xml:space="preserve">  </w:t>
-      </w:r>
-      <w:r>
-        <w:rPr>
-          <w:rFonts w:ascii="Calibri" w:hAnsi="Calibri" w:cs="Calibri"/>
-          <w:b/>
-          <w:bCs/>
-          <w:color w:val="2563EB"/>
-        </w:rPr>
-        <w:t>AWS re/Start Training Project | Serverless &amp; Event-Driven Architecture</w:t>
-      </w:r>
-    </w:p>
-    <w:p>
-      <w:pPr>
-        <w:spacing w:after="60"/>
-      </w:pPr>
-      <w:r>
-        <w:rPr>
-          <w:rFonts w:ascii="Calibri" w:hAnsi="Calibri" w:cs="Calibri"/>
-          <w:i/>
-          <w:iCs/>
-          <w:color w:val="64748B"/>
-          <w:sz w:val="18"/>
-          <w:szCs w:val="18"/>
-        </w:rPr>
-        <w:t>202</w:t>
-      </w:r>
-      <w:r>
-        <w:rPr>
-          <w:rFonts w:ascii="Calibri" w:hAnsi="Calibri" w:cs="Calibri"/>
-          <w:i/>
-          <w:iCs/>
-          <w:color w:val="64748B"/>
-          <w:sz w:val="18"/>
-          <w:szCs w:val="18"/>
-        </w:rPr>
-        <w:t>6</w:t>
-      </w:r>
-      <w:r>
-        <w:rPr>
-          <w:rFonts w:ascii="Calibri" w:hAnsi="Calibri" w:cs="Calibri"/>
-          <w:color w:val="64748B"/>
-          <w:sz w:val="18"/>
-          <w:szCs w:val="18"/>
-        </w:rPr>
-        <w:t xml:space="preserve">   |   AWS re/Start Program</w:t>
-      </w:r>
-    </w:p>
-    <w:p>
-      <w:pPr>
-        <w:pStyle w:val="ListParagraph"/>
-        <w:numPr>
-          <w:ilvl w:val="0"/>
-          <w:numId w:val="2"/>
-        </w:numPr>
-        <w:spacing w:before="30" w:after="30"/>
-      </w:pPr>
-      <w:r>
-        <w:rPr>
-          <w:rFonts w:ascii="Calibri" w:hAnsi="Calibri" w:cs="Calibri"/>
-          <w:color w:val="1E293B"/>
-        </w:rPr>
-        <w:t xml:space="preserve">Built and deployed an event-driven serverless application using </w:t>
-      </w:r>
-      <w:r>
-        <w:rPr>
-          <w:rFonts w:ascii="Calibri" w:hAnsi="Calibri" w:cs="Calibri"/>
-          <w:b/>
-          <w:bCs/>
-          <w:color w:val="1E293B"/>
-        </w:rPr>
-        <w:t>AWS Lambda</w:t>
-      </w:r>
-      <w:r>
-        <w:rPr>
-          <w:rFonts w:ascii="Calibri" w:hAnsi="Calibri" w:cs="Calibri"/>
-          <w:color w:val="1E293B"/>
-        </w:rPr>
-        <w:t>, eliminating the need for server provisioning and management.</w:t>
-      </w:r>
-    </w:p>
-    <w:p>
-      <w:pPr>
-        <w:pStyle w:val="ListParagraph"/>
-        <w:numPr>
-          <w:ilvl w:val="0"/>
-          <w:numId w:val="2"/>
-        </w:numPr>
-        <w:spacing w:before="30" w:after="30"/>
-      </w:pPr>
-      <w:r>
-        <w:rPr>
-          <w:rFonts w:ascii="Calibri" w:hAnsi="Calibri" w:cs="Calibri"/>
-          <w:color w:val="1E293B"/>
-        </w:rPr>
-        <w:t xml:space="preserve">Exposed Lambda functions as RESTful endpoints via </w:t>
-      </w:r>
-      <w:r>
-        <w:rPr>
-          <w:rFonts w:ascii="Calibri" w:hAnsi="Calibri" w:cs="Calibri"/>
-          <w:b/>
-          <w:bCs/>
-          <w:color w:val="1E293B"/>
-        </w:rPr>
-        <w:t>Amazon API Gateway</w:t>
-      </w:r>
-      <w:r>
-        <w:rPr>
-          <w:rFonts w:ascii="Calibri" w:hAnsi="Calibri" w:cs="Calibri"/>
-          <w:color w:val="1E293B"/>
-        </w:rPr>
-        <w:t>, enabling scalable and cost-efficient API management.</w:t>
-      </w:r>
-    </w:p>
-    <w:p>
-      <w:pPr>
-        <w:pStyle w:val="ListParagraph"/>
-        <w:numPr>
-          <w:ilvl w:val="0"/>
-          <w:numId w:val="2"/>
-        </w:numPr>
-        <w:spacing w:before="30" w:after="30"/>
-      </w:pPr>
-      <w:r>
-        <w:rPr>
-          <w:rFonts w:ascii="Calibri" w:hAnsi="Calibri" w:cs="Calibri"/>
-          <w:color w:val="1E293B"/>
-        </w:rPr>
-        <w:t xml:space="preserve">Configured </w:t>
-      </w:r>
-      <w:r>
-        <w:rPr>
-          <w:rFonts w:ascii="Calibri" w:hAnsi="Calibri" w:cs="Calibri"/>
-          <w:b/>
-          <w:bCs/>
-          <w:color w:val="1E293B"/>
-        </w:rPr>
-        <w:t>IAM execution roles</w:t>
-      </w:r>
-      <w:r>
-        <w:rPr>
-          <w:rFonts w:ascii="Calibri" w:hAnsi="Calibri" w:cs="Calibri"/>
-          <w:color w:val="1E293B"/>
-        </w:rPr>
-        <w:t xml:space="preserve"> and environment variables to securely connect Lambda to downstream AWS services.</w:t>
-      </w:r>
-    </w:p>
-    <w:p>
-      <w:pPr>
-        <w:pStyle w:val="ListParagraph"/>
-        <w:numPr>
-          <w:ilvl w:val="0"/>
-          <w:numId w:val="2"/>
-        </w:numPr>
-        <w:spacing w:before="30" w:after="30"/>
-      </w:pPr>
-      <w:r>
-        <w:rPr>
-          <w:rFonts w:ascii="Calibri" w:hAnsi="Calibri" w:cs="Calibri"/>
-          <w:color w:val="1E293B"/>
-        </w:rPr>
-        <w:t xml:space="preserve">Tested and monitored function invocations and errors using </w:t>
-      </w:r>
-      <w:r>
-        <w:rPr>
-          <w:rFonts w:ascii="Calibri" w:hAnsi="Calibri" w:cs="Calibri"/>
-          <w:b/>
-          <w:bCs/>
-          <w:color w:val="1E293B"/>
-        </w:rPr>
-        <w:t>CloudWatch Logs</w:t>
-      </w:r>
-      <w:r>
-        <w:rPr>
-          <w:rFonts w:ascii="Calibri" w:hAnsi="Calibri" w:cs="Calibri"/>
-          <w:color w:val="1E293B"/>
-        </w:rPr>
-        <w:t xml:space="preserve"> and </w:t>
-      </w:r>
-      <w:r>
-        <w:rPr>
-          <w:rFonts w:ascii="Calibri" w:hAnsi="Calibri" w:cs="Calibri"/>
-          <w:b/>
-          <w:bCs/>
-          <w:color w:val="1E293B"/>
-        </w:rPr>
-        <w:t>AWS Step Functions</w:t>
-      </w:r>
-      <w:r>
-        <w:rPr>
-          <w:rFonts w:ascii="Calibri" w:hAnsi="Calibri" w:cs="Calibri"/>
-          <w:color w:val="1E293B"/>
-        </w:rPr>
-        <w:t xml:space="preserve"> for workflow orchestration.</w:t>
-      </w:r>
-    </w:p>
-    <w:p>
-      <w:pPr>
-        <w:spacing w:before="160" w:after="30"/>
-      </w:pPr>
-      <w:r>
-        <w:rPr>
-          <w:rFonts w:ascii="Calibri" w:hAnsi="Calibri" w:cs="Calibri"/>
-          <w:b/>
-          <w:bCs/>
-          <w:color w:val="1E293B"/>
-          <w:sz w:val="22"/>
-          <w:szCs w:val="22"/>
-        </w:rPr>
-        <w:t xml:space="preserve">Infrastructure as Code – AWS CloudFormation </w:t>
-      </w:r>
-      <w:proofErr w:type="gramStart"/>
-      <w:r>
-        <w:rPr>
-          <w:rFonts w:ascii="Calibri" w:hAnsi="Calibri" w:cs="Calibri"/>
-          <w:b/>
-          <w:bCs/>
-          <w:color w:val="1E293B"/>
-          <w:sz w:val="22"/>
-          <w:szCs w:val="22"/>
-        </w:rPr>
-        <w:t>Deployment</w:t>
-      </w:r>
-      <w:r>
-        <w:rPr>
-          <w:rFonts w:ascii="Calibri" w:hAnsi="Calibri" w:cs="Calibri"/>
-          <w:color w:val="64748B"/>
-        </w:rPr>
-        <w:t xml:space="preserve">  |</w:t>
-      </w:r>
-      <w:proofErr w:type="gramEnd"/>
-      <w:r>
-        <w:rPr>
-          <w:rFonts w:ascii="Calibri" w:hAnsi="Calibri" w:cs="Calibri"/>
-          <w:color w:val="64748B"/>
-        </w:rPr>
-        <w:t xml:space="preserve">  </w:t>
-      </w:r>
-      <w:r>
-        <w:rPr>
-          <w:rFonts w:ascii="Calibri" w:hAnsi="Calibri" w:cs="Calibri"/>
-          <w:b/>
-          <w:bCs/>
-          <w:color w:val="2563EB"/>
-        </w:rPr>
-        <w:t>AWS re/Start Training Project | DevOps &amp; Automation</w:t>
-      </w:r>
-    </w:p>
-    <w:p>
-      <w:pPr>
-        <w:spacing w:after="60"/>
-      </w:pPr>
-      <w:r>
-        <w:rPr>
-          <w:rFonts w:ascii="Calibri" w:hAnsi="Calibri" w:cs="Calibri"/>
-          <w:i/>
-          <w:iCs/>
-          <w:color w:val="64748B"/>
-          <w:sz w:val="18"/>
-          <w:szCs w:val="18"/>
-        </w:rPr>
-        <w:t>202</w:t>
-      </w:r>
-      <w:r>
-        <w:rPr>
-          <w:rFonts w:ascii="Calibri" w:hAnsi="Calibri" w:cs="Calibri"/>
-          <w:i/>
-          <w:iCs/>
-          <w:color w:val="64748B"/>
-          <w:sz w:val="18"/>
-          <w:szCs w:val="18"/>
-        </w:rPr>
-        <w:t>6</w:t>
-      </w:r>
-      <w:r>
-        <w:rPr>
-          <w:rFonts w:ascii="Calibri" w:hAnsi="Calibri" w:cs="Calibri"/>
-          <w:color w:val="64748B"/>
-          <w:sz w:val="18"/>
-          <w:szCs w:val="18"/>
-        </w:rPr>
-        <w:t xml:space="preserve">   |   AWS re/Start Program</w:t>
-      </w:r>
-    </w:p>
-    <w:p>
-      <w:pPr>
-        <w:pStyle w:val="ListParagraph"/>
-        <w:numPr>
-          <w:ilvl w:val="0"/>
-          <w:numId w:val="2"/>
-        </w:numPr>
-        <w:spacing w:before="30" w:after="30"/>
-      </w:pPr>
-      <w:r>
-        <w:rPr>
-          <w:rFonts w:ascii="Calibri" w:hAnsi="Calibri" w:cs="Calibri"/>
-          <w:color w:val="1E293B"/>
-        </w:rPr>
-        <w:t xml:space="preserve">Authored </w:t>
-      </w:r>
-      <w:r>
-        <w:rPr>
-          <w:rFonts w:ascii="Calibri" w:hAnsi="Calibri" w:cs="Calibri"/>
-          <w:b/>
-          <w:bCs/>
-          <w:color w:val="1E293B"/>
-        </w:rPr>
-        <w:t>YAML/JSON CloudFormation templates</w:t>
-      </w:r>
-      <w:r>
-        <w:rPr>
-          <w:rFonts w:ascii="Calibri" w:hAnsi="Calibri" w:cs="Calibri"/>
-          <w:color w:val="1E293B"/>
-        </w:rPr>
-        <w:t xml:space="preserve"> to provision and manage complete AWS infrastructure stacks automatically.</w:t>
-      </w:r>
-    </w:p>
-    <w:p>
-      <w:pPr>
-        <w:pStyle w:val="ListParagraph"/>
-        <w:numPr>
-          <w:ilvl w:val="0"/>
-          <w:numId w:val="2"/>
-        </w:numPr>
-        <w:spacing w:before="30" w:after="30"/>
-      </w:pPr>
-      <w:r>
-        <w:rPr>
-          <w:rFonts w:ascii="Calibri" w:hAnsi="Calibri" w:cs="Calibri"/>
-          <w:color w:val="1E293B"/>
-        </w:rPr>
-        <w:t xml:space="preserve">Deployed stacks including EC2 instances, VPCs, security groups, and S3 buckets using a single repeatable </w:t>
-      </w:r>
-      <w:r>
-        <w:rPr>
-          <w:rFonts w:ascii="Calibri" w:hAnsi="Calibri" w:cs="Calibri"/>
-          <w:b/>
-          <w:bCs/>
-          <w:color w:val="1E293B"/>
-        </w:rPr>
-        <w:t>IaC template</w:t>
-      </w:r>
-      <w:r>
-        <w:rPr>
-          <w:rFonts w:ascii="Calibri" w:hAnsi="Calibri" w:cs="Calibri"/>
-          <w:color w:val="1E293B"/>
-        </w:rPr>
-        <w:t>.</w:t>
-      </w:r>
-    </w:p>
-    <w:p>
-      <w:pPr>
-        <w:pStyle w:val="ListParagraph"/>
-        <w:numPr>
-          <w:ilvl w:val="0"/>
-          <w:numId w:val="2"/>
-        </w:numPr>
-        <w:spacing w:before="30" w:after="30"/>
-      </w:pPr>
-      <w:r>
-        <w:rPr>
-          <w:rFonts w:ascii="Calibri" w:hAnsi="Calibri" w:cs="Calibri"/>
-          <w:color w:val="1E293B"/>
-        </w:rPr>
-        <w:t xml:space="preserve">Diagnosed and resolved deployment failures using </w:t>
-      </w:r>
-      <w:r>
-        <w:rPr>
-          <w:rFonts w:ascii="Calibri" w:hAnsi="Calibri" w:cs="Calibri"/>
-          <w:b/>
-          <w:bCs/>
-          <w:color w:val="1E293B"/>
-        </w:rPr>
-        <w:t>CloudFormation stack events</w:t>
-      </w:r>
-      <w:r>
-        <w:rPr>
-          <w:rFonts w:ascii="Calibri" w:hAnsi="Calibri" w:cs="Calibri"/>
-          <w:color w:val="1E293B"/>
-        </w:rPr>
-        <w:t xml:space="preserve"> and rollback mechanisms, reinforcing troubleshooting best practices.</w:t>
-      </w:r>
-    </w:p>
-    <w:p>
-      <w:pPr>
-        <w:pStyle w:val="ListParagraph"/>
-        <w:numPr>
-          <w:ilvl w:val="0"/>
-          <w:numId w:val="2"/>
-        </w:numPr>
-        <w:spacing w:before="30" w:after="30"/>
-      </w:pPr>
-      <w:r>
-        <w:rPr>
-          <w:rFonts w:ascii="Calibri" w:hAnsi="Calibri" w:cs="Calibri"/>
-          <w:color w:val="1E293B"/>
-        </w:rPr>
-        <w:t xml:space="preserve">Used </w:t>
-      </w:r>
-      <w:r>
-        <w:rPr>
-          <w:rFonts w:ascii="Calibri" w:hAnsi="Calibri" w:cs="Calibri"/>
-          <w:b/>
-          <w:bCs/>
-          <w:color w:val="1E293B"/>
-        </w:rPr>
-        <w:t>EC2 Launch Templates</w:t>
-      </w:r>
-      <w:r>
-        <w:rPr>
-          <w:rFonts w:ascii="Calibri" w:hAnsi="Calibri" w:cs="Calibri"/>
-          <w:color w:val="1E293B"/>
-        </w:rPr>
-        <w:t xml:space="preserve"> and </w:t>
-      </w:r>
-      <w:r>
-        <w:rPr>
-          <w:rFonts w:ascii="Calibri" w:hAnsi="Calibri" w:cs="Calibri"/>
-          <w:b/>
-          <w:bCs/>
-          <w:color w:val="1E293B"/>
-        </w:rPr>
-        <w:t>AMI strategies</w:t>
-      </w:r>
-      <w:r>
-        <w:rPr>
-          <w:rFonts w:ascii="Calibri" w:hAnsi="Calibri" w:cs="Calibri"/>
-          <w:color w:val="1E293B"/>
-        </w:rPr>
-        <w:t xml:space="preserve"> to standardize and speed up repeatable cloud environment provisioning.</w:t>
-      </w:r>
-    </w:p>
-    <w:p>
-      <w:pPr>
-        <w:pBdr>
-          <w:bottom w:val="single" w:sz="8" w:space="4" w:color="2563EB"/>
-        </w:pBdr>
-        <w:spacing w:before="240" w:after="80"/>
-      </w:pPr>
-      <w:r>
-        <w:rPr>
-          <w:rFonts w:ascii="Calibri" w:eastAsia="Calibri" w:hAnsi="Calibri" w:cs="Calibri"/>
-          <w:b/>
-          <w:bCs/>
-          <w:color w:val="1B3A6B"/>
-          <w:sz w:val="22"/>
-          <w:szCs w:val="22"/>
-        </w:rPr>
-        <w:t>EDUCATION</w:t>
-      </w:r>
-    </w:p>
-    <w:p>
-      <w:pPr>
-        <w:spacing w:before="160" w:after="30"/>
-      </w:pPr>
-      <w:r>
-        <w:rPr>
-          <w:rFonts w:ascii="Calibri" w:eastAsia="Calibri" w:hAnsi="Calibri" w:cs="Calibri"/>
-          <w:b/>
-          <w:bCs/>
-          <w:color w:val="1E293B"/>
-          <w:sz w:val="22"/>
-          <w:szCs w:val="22"/>
-        </w:rPr>
-        <w:t>Bachelor of Computer Applications – BCA (</w:t>
-      </w:r>
-      <w:proofErr w:type="gramStart"/>
-      <w:r>
-        <w:rPr>
-          <w:rFonts w:ascii="Calibri" w:eastAsia="Calibri" w:hAnsi="Calibri" w:cs="Calibri"/>
-          <w:b/>
-          <w:bCs/>
-          <w:color w:val="1E293B"/>
-          <w:sz w:val="22"/>
-          <w:szCs w:val="22"/>
-        </w:rPr>
-        <w:t>Honours)</w:t>
-      </w:r>
-      <w:r>
-        <w:rPr>
-          <w:rFonts w:ascii="Calibri" w:eastAsia="Calibri" w:hAnsi="Calibri" w:cs="Calibri"/>
-          <w:color w:val="64748B"/>
-        </w:rPr>
-        <w:t xml:space="preserve">  |</w:t>
-      </w:r>
-      <w:proofErr w:type="gramEnd"/>
-      <w:r>
-        <w:rPr>
-          <w:rFonts w:ascii="Calibri" w:eastAsia="Calibri" w:hAnsi="Calibri" w:cs="Calibri"/>
-          <w:color w:val="64748B"/>
-        </w:rPr>
-        <w:t xml:space="preserve">  </w:t>
-      </w:r>
-      <w:r>
-        <w:rPr>
-          <w:rFonts w:ascii="Calibri" w:eastAsia="Calibri" w:hAnsi="Calibri" w:cs="Calibri"/>
-          <w:b/>
-          <w:bCs/>
-          <w:color w:val="2563EB"/>
-        </w:rPr>
-        <w:t>Brainware University</w:t>
-      </w:r>
-    </w:p>
-    <w:p>
-      <w:pPr>
-        <w:spacing w:after="60"/>
-      </w:pPr>
-      <w:r>
-        <w:rPr>
-          <w:rFonts w:ascii="Calibri" w:eastAsia="Calibri" w:hAnsi="Calibri" w:cs="Calibri"/>
-          <w:i/>
-          <w:iCs/>
-          <w:color w:val="64748B"/>
-          <w:sz w:val="18"/>
-          <w:szCs w:val="18"/>
-        </w:rPr>
-        <w:t>2023 – 2027 (</w:t>
-      </w:r>
-      <w:proofErr w:type="gramStart"/>
-      <w:r>
-        <w:rPr>
-          <w:rFonts w:ascii="Calibri" w:eastAsia="Calibri" w:hAnsi="Calibri" w:cs="Calibri"/>
-          <w:i/>
-          <w:iCs/>
-          <w:color w:val="64748B"/>
-          <w:sz w:val="18"/>
-          <w:szCs w:val="18"/>
-        </w:rPr>
-        <w:t>Ongoing)</w:t>
-      </w:r>
-      <w:r>
-        <w:rPr>
-          <w:rFonts w:ascii="Calibri" w:eastAsia="Calibri" w:hAnsi="Calibri" w:cs="Calibri"/>
-          <w:color w:val="64748B"/>
-          <w:sz w:val="18"/>
-          <w:szCs w:val="18"/>
-        </w:rPr>
-        <w:t xml:space="preserve">   </w:t>
-      </w:r>
-      <w:proofErr w:type="gramEnd"/>
-      <w:r>
-        <w:rPr>
-          <w:rFonts w:ascii="Calibri" w:eastAsia="Calibri" w:hAnsi="Calibri" w:cs="Calibri"/>
-          <w:color w:val="64748B"/>
-          <w:sz w:val="18"/>
-          <w:szCs w:val="18"/>
-        </w:rPr>
-        <w:t>|   Kolkata, West Bengal</w:t>
-      </w:r>
-    </w:p>
-    <w:p>
-      <w:pPr>
-        <w:pStyle w:val="ListParagraph"/>
-        <w:numPr>
-          <w:ilvl w:val="0"/>
-          <w:numId w:val="2"/>
-        </w:numPr>
-        <w:spacing w:before="30" w:after="30"/>
-      </w:pPr>
-      <w:r>
-        <w:rPr>
-          <w:rFonts w:ascii="Calibri" w:eastAsia="Calibri" w:hAnsi="Calibri" w:cs="Calibri"/>
-          <w:color w:val="1E293B"/>
-        </w:rPr>
-        <w:t>CGPA: 9.40 / 10.00</w:t>
-      </w:r>
-    </w:p>
-    <w:p>
-      <w:pPr>
-        <w:pStyle w:val="ListParagraph"/>
-        <w:numPr>
-          <w:ilvl w:val="0"/>
-          <w:numId w:val="2"/>
-        </w:numPr>
-        <w:spacing w:before="30" w:after="30"/>
-      </w:pPr>
-      <w:r>
-        <w:rPr>
-          <w:rFonts w:ascii="Calibri" w:eastAsia="Calibri" w:hAnsi="Calibri" w:cs="Calibri"/>
-          <w:color w:val="1E293B"/>
-        </w:rPr>
         <w:t>Relevant coursework: Data Structures, DBMS, Computer Networks, OOP, Web Technologies, Cloud Computing.</w:t>
       </w:r>
-    </w:p>
-    <w:p>
-      <w:pPr>
-        <w:spacing w:before="160" w:after="30"/>
-      </w:pPr>
-      <w:r>
-        <w:rPr>
-          <w:rFonts w:ascii="Calibri" w:eastAsia="Calibri" w:hAnsi="Calibri" w:cs="Calibri"/>
-          <w:b/>
-          <w:bCs/>
-          <w:color w:val="1E293B"/>
-          <w:sz w:val="22"/>
-          <w:szCs w:val="22"/>
-        </w:rPr>
-        <w:t xml:space="preserve">Higher Secondary – </w:t>
-      </w:r>
-      <w:proofErr w:type="gramStart"/>
-      <w:r>
-        <w:rPr>
-          <w:rFonts w:ascii="Calibri" w:eastAsia="Calibri" w:hAnsi="Calibri" w:cs="Calibri"/>
-          <w:b/>
-          <w:bCs/>
-          <w:color w:val="1E293B"/>
-          <w:sz w:val="22"/>
-          <w:szCs w:val="22"/>
-        </w:rPr>
-        <w:t>WBCHSE</w:t>
-      </w:r>
-      <w:r>
-        <w:rPr>
-          <w:rFonts w:ascii="Calibri" w:eastAsia="Calibri" w:hAnsi="Calibri" w:cs="Calibri"/>
-          <w:color w:val="64748B"/>
-        </w:rPr>
-        <w:t xml:space="preserve">  |</w:t>
-      </w:r>
-      <w:proofErr w:type="gramEnd"/>
-      <w:r>
-        <w:rPr>
-          <w:rFonts w:ascii="Calibri" w:eastAsia="Calibri" w:hAnsi="Calibri" w:cs="Calibri"/>
-          <w:color w:val="64748B"/>
-        </w:rPr>
-        <w:t xml:space="preserve">  </w:t>
-      </w:r>
-      <w:r>
-        <w:rPr>
-          <w:rFonts w:ascii="Calibri" w:eastAsia="Calibri" w:hAnsi="Calibri" w:cs="Calibri"/>
-          <w:b/>
-          <w:bCs/>
-          <w:color w:val="2563EB"/>
-        </w:rPr>
-        <w:t>West Bengal Council of Higher Secondary Education</w:t>
-      </w:r>
-    </w:p>
-    <w:p>
-      <w:pPr>
-        <w:spacing w:after="60"/>
-      </w:pPr>
-      <w:r>
-        <w:rPr>
-          <w:rFonts w:ascii="Calibri" w:eastAsia="Calibri" w:hAnsi="Calibri" w:cs="Calibri"/>
-          <w:i/>
-          <w:iCs/>
-          <w:color w:val="64748B"/>
-          <w:sz w:val="18"/>
-          <w:szCs w:val="18"/>
-        </w:rPr>
-        <w:t>2023</w:t>
-      </w:r>
-      <w:r>
-        <w:rPr>
-          <w:rFonts w:ascii="Calibri" w:eastAsia="Calibri" w:hAnsi="Calibri" w:cs="Calibri"/>
-          <w:color w:val="64748B"/>
-          <w:sz w:val="18"/>
-          <w:szCs w:val="18"/>
-        </w:rPr>
-        <w:t xml:space="preserve">   |   West Bengal</w:t>
-      </w:r>
-    </w:p>
-    <w:p>
-      <w:pPr>
-        <w:pStyle w:val="ListParagraph"/>
-        <w:numPr>
-          <w:ilvl w:val="0"/>
-          <w:numId w:val="2"/>
-        </w:numPr>
-        <w:spacing w:before="30" w:after="30"/>
-      </w:pPr>
-      <w:r>
-        <w:rPr>
-          <w:rFonts w:ascii="Calibri" w:eastAsia="Calibri" w:hAnsi="Calibri" w:cs="Calibri"/>
-          <w:color w:val="1E293B"/>
-        </w:rPr>
-        <w:t>Aggregate Score: 80%</w:t>
-      </w:r>
-    </w:p>
-    <w:p>
-      <w:pPr>
-        <w:spacing w:before="160" w:after="30"/>
-      </w:pPr>
-      <w:r>
-        <w:rPr>
-          <w:rFonts w:ascii="Calibri" w:eastAsia="Calibri" w:hAnsi="Calibri" w:cs="Calibri"/>
-          <w:b/>
-          <w:bCs/>
-          <w:color w:val="1E293B"/>
-          <w:sz w:val="22"/>
-          <w:szCs w:val="22"/>
-        </w:rPr>
-        <w:lastRenderedPageBreak/>
-        <w:t xml:space="preserve">Secondary – </w:t>
-      </w:r>
-      <w:proofErr w:type="gramStart"/>
-      <w:r>
-        <w:rPr>
-          <w:rFonts w:ascii="Calibri" w:eastAsia="Calibri" w:hAnsi="Calibri" w:cs="Calibri"/>
-          <w:b/>
-          <w:bCs/>
-          <w:color w:val="1E293B"/>
-          <w:sz w:val="22"/>
-          <w:szCs w:val="22"/>
-        </w:rPr>
-        <w:t>WBBSE</w:t>
-      </w:r>
-      <w:r>
-        <w:rPr>
-          <w:rFonts w:ascii="Calibri" w:eastAsia="Calibri" w:hAnsi="Calibri" w:cs="Calibri"/>
-          <w:color w:val="64748B"/>
-        </w:rPr>
-        <w:t xml:space="preserve">  |</w:t>
-      </w:r>
-      <w:proofErr w:type="gramEnd"/>
-      <w:r>
-        <w:rPr>
-          <w:rFonts w:ascii="Calibri" w:eastAsia="Calibri" w:hAnsi="Calibri" w:cs="Calibri"/>
-          <w:color w:val="64748B"/>
-        </w:rPr>
-        <w:t xml:space="preserve">  </w:t>
-      </w:r>
-      <w:r>
-        <w:rPr>
-          <w:rFonts w:ascii="Calibri" w:eastAsia="Calibri" w:hAnsi="Calibri" w:cs="Calibri"/>
-          <w:b/>
-          <w:bCs/>
-          <w:color w:val="2563EB"/>
-        </w:rPr>
-        <w:t>West Bengal Board of Secondary Education</w:t>
-      </w:r>
-    </w:p>
-    <w:p>
-      <w:pPr>
-        <w:spacing w:after="60"/>
-      </w:pPr>
-      <w:r>
-        <w:rPr>
-          <w:rFonts w:ascii="Calibri" w:eastAsia="Calibri" w:hAnsi="Calibri" w:cs="Calibri"/>
-          <w:i/>
-          <w:iCs/>
-          <w:color w:val="64748B"/>
-          <w:sz w:val="18"/>
-          <w:szCs w:val="18"/>
-        </w:rPr>
-        <w:t>2021</w:t>
-      </w:r>
-      <w:r>
-        <w:rPr>
-          <w:rFonts w:ascii="Calibri" w:eastAsia="Calibri" w:hAnsi="Calibri" w:cs="Calibri"/>
-          <w:color w:val="64748B"/>
-          <w:sz w:val="18"/>
-          <w:szCs w:val="18"/>
-        </w:rPr>
-        <w:t xml:space="preserve">   |   West Bengal</w:t>
-      </w:r>
-    </w:p>
-    <w:p>
-      <w:pPr>
-        <w:pStyle w:val="ListParagraph"/>
-        <w:numPr>
-          <w:ilvl w:val="0"/>
-          <w:numId w:val="2"/>
-        </w:numPr>
-        <w:spacing w:before="30" w:after="30"/>
-      </w:pPr>
-      <w:r>
-        <w:rPr>
-          <w:rFonts w:ascii="Calibri" w:eastAsia="Calibri" w:hAnsi="Calibri" w:cs="Calibri"/>
-          <w:color w:val="1E293B"/>
-        </w:rPr>
-        <w:t>Aggregate Score: 83%</w:t>
-      </w:r>
-    </w:p>
-    <w:p>
-      <w:pPr>
-        <w:spacing w:before="10" w:after="10"/>
-      </w:pPr>
     </w:p>
     <w:p>
       <w:pPr>
@@ -4861,8 +3465,8 @@
   <w:abstractNum w:abstractNumId="7" w15:restartNumberingAfterBreak="0">
     <w:nsid w:val="60666719"/>
     <w:multiLevelType w:val="hybridMultilevel"/>
-    <w:tmpl w:val="06B6DE86"/>
-    <w:lvl w:ilvl="0" w:tplc="0794352E">
+    <w:tmpl w:val="7D328A54"/>
+    <w:lvl w:ilvl="0" w:tplc="38B25B82">
       <w:start w:val="1"/>
       <w:numFmt w:val="bullet"/>
       <w:lvlText w:val="•"/>
@@ -4871,7 +3475,7 @@
         <w:ind w:left="480" w:hanging="240"/>
       </w:pPr>
       <w:rPr>
-        <w:rFonts w:hint="default"/>
+        <w:rFonts w:ascii="Times New Roman" w:hAnsi="Times New Roman" w:cs="Times New Roman" w:hint="default"/>
       </w:rPr>
     </w:lvl>
     <w:lvl w:ilvl="1" w:tplc="FFFFFFFF">
@@ -5584,7 +4188,6 @@
   <w:style w:type="character" w:default="1" w:styleId="DefaultParagraphFont">
     <w:name w:val="Default Paragraph Font"/>
     <w:uiPriority w:val="1"/>
-    <w:semiHidden/>
     <w:unhideWhenUsed/>
   </w:style>
   <w:style w:type="table" w:default="1" w:styleId="TableNormal">
